--- a/Carta_Pastoral_ESEPA_PLANTILLA.docx
+++ b/Carta_Pastoral_ESEPA_PLANTILLA.docx
@@ -19,7 +19,7 @@
           <w:bCs/>
           <w:color w:val="2C4A7C"/>
         </w:rPr>
-        <w:t>[FECHA]</w:t>
+        <w:t>{fecha}</w:t>
       </w:r>
     </w:p>
     <w:p>
@@ -50,7 +50,7 @@
           <w:bCs/>
           <w:color w:val="2C4A7C"/>
         </w:rPr>
-        <w:t>[NOMBRE DEL PASTOR / LÍDER]</w:t>
+        <w:t>{pastor}</w:t>
       </w:r>
     </w:p>
     <w:p>
@@ -64,7 +64,7 @@
           <w:bCs/>
           <w:color w:val="2C4A7C"/>
         </w:rPr>
-        <w:t>[NOMBRE DE LA IGLESIA]</w:t>
+        <w:t>{iglesia}</w:t>
       </w:r>
     </w:p>
     <w:p>
@@ -76,7 +76,7 @@
         <w:rPr>
           <w:color w:val="1A1F2E"/>
         </w:rPr>
-        <w:t>[CIUDAD, PAÍS]</w:t>
+        <w:t>{ciudad_pais}</w:t>
       </w:r>
     </w:p>
     <w:p>
@@ -144,25 +144,13 @@
           <w:bCs/>
           <w:color w:val="2C4A7C"/>
         </w:rPr>
-        <w:t>[NOMBRE DEL ESTUDIANTE]</w:t>
-      </w:r>
-      <w:r>
-        <w:rPr>
-          <w:color w:val="1A1F2E"/>
-        </w:rPr>
-        <w:t xml:space="preserve"> ha iniciado estudios formales de </w:t>
-      </w:r>
-      <w:r>
-        <w:rPr>
-          <w:color w:val="1A1F2E"/>
-        </w:rPr>
-        <w:t xml:space="preserve">bíblia y </w:t>
-      </w:r>
-      <w:r>
-        <w:rPr>
-          <w:color w:val="1A1F2E"/>
-        </w:rPr>
-        <w:t xml:space="preserve">teología en ESEPA, específicamente en el programa de </w:t>
+        <w:t>{nombre}</w:t>
+      </w:r>
+      <w:r>
+        <w:rPr>
+          <w:color w:val="1A1F2E"/>
+        </w:rPr>
+        <w:t xml:space="preserve"> ha iniciado estudios formales de bíblia y teología en ESEPA, específicamente en el programa de </w:t>
       </w:r>
       <w:r>
         <w:rPr>
@@ -170,7 +158,7 @@
           <w:bCs/>
           <w:color w:val="2C4A7C"/>
         </w:rPr>
-        <w:t>[PROGRAMA DE ESTUDIOS]</w:t>
+        <w:t>{programa}</w:t>
       </w:r>
       <w:r>
         <w:rPr>
@@ -278,25 +266,13 @@
           <w:bCs/>
           <w:color w:val="1A1F2E"/>
         </w:rPr>
-        <w:t>[NOMBRE DEL ESTUDIANTE]</w:t>
-      </w:r>
-      <w:r>
-        <w:rPr>
-          <w:color w:val="1A1F2E"/>
-        </w:rPr>
-        <w:t xml:space="preserve"> ha presentado una solicitud de beca ante ESEPA. Como parte de nuestro proceso de evaluación, valoramos profundamente el respaldo de la iglesia local a sus estudiantes</w:t>
-      </w:r>
-      <w:r>
-        <w:rPr>
-          <w:color w:val="1A1F2E"/>
-        </w:rPr>
-        <w:t xml:space="preserve"> e instamos a los mismos a acercarse a sus iglesias solicitando apoyo para sus estudios teológicos</w:t>
-      </w:r>
-      <w:r>
-        <w:rPr>
-          <w:color w:val="1A1F2E"/>
-        </w:rPr>
-        <w:t>. Creemos firmemente, junto con las Escrituras, que la iglesia tiene una responsabilidad activa en la formación de sus líderes:</w:t>
+        <w:t>{nombre}</w:t>
+      </w:r>
+      <w:r>
+        <w:rPr>
+          <w:color w:val="1A1F2E"/>
+        </w:rPr>
+        <w:t xml:space="preserve"> ha presentado una solicitud de beca ante ESEPA. Como parte de nuestro proceso de evaluación, valoramos profundamente el respaldo de la iglesia local a sus estudiantes e instamos a los mismos a acercarse a sus iglesias solicitando apoyo para sus estudios teológicos. Creemos firmemente, junto con las Escrituras, que la iglesia tiene una responsabilidad activa en la formación de sus líderes:</w:t>
       </w:r>
     </w:p>
     <w:tbl>
@@ -426,7 +402,7 @@
           <w:bCs/>
           <w:color w:val="1A1F2E"/>
         </w:rPr>
-        <w:t>[NOMBRE DEL ESTUDIANTE]</w:t>
+        <w:t>{nombre}</w:t>
       </w:r>
       <w:r>
         <w:rPr>
@@ -464,7 +440,7 @@
           <w:bCs/>
           <w:color w:val="1A1F2E"/>
         </w:rPr>
-        <w:t>[NOMBRE DEL ESTUDIANTE]</w:t>
+        <w:t>{nombre}</w:t>
       </w:r>
       <w:r>
         <w:rPr>
@@ -527,15 +503,7 @@
           <w:bCs/>
           <w:color w:val="2C4A7C"/>
         </w:rPr>
-        <w:t>priscilla.mata</w:t>
-      </w:r>
-      <w:r>
-        <w:rPr>
-          <w:b/>
-          <w:bCs/>
-          <w:color w:val="2C4A7C"/>
-        </w:rPr>
-        <w:t>@esepa.org</w:t>
+        <w:t>priscilla.mata@esepa.org</w:t>
       </w:r>
       <w:r>
         <w:rPr>
@@ -573,19 +541,7 @@
         <w:rPr>
           <w:color w:val="1A1F2E"/>
         </w:rPr>
-        <w:t xml:space="preserve">Coordinación de un patrocinio continuo a través de nuestro Departamento </w:t>
-      </w:r>
-      <w:r>
-        <w:rPr>
-          <w:color w:val="1A1F2E"/>
-        </w:rPr>
-        <w:t>Administrativo</w:t>
-      </w:r>
-      <w:r>
-        <w:rPr>
-          <w:color w:val="1A1F2E"/>
-        </w:rPr>
-        <w:t>.</w:t>
+        <w:t>Coordinación de un patrocinio continuo a través de nuestro Departamento Administrativo.</w:t>
       </w:r>
     </w:p>
     <w:p>
@@ -669,31 +625,7 @@
                 <w:sz w:val="20"/>
                 <w:szCs w:val="20"/>
               </w:rPr>
-              <w:t>I</w:t>
-            </w:r>
-            <w:r>
-              <w:rPr>
-                <w:color w:val="2C4A7C"/>
-                <w:sz w:val="20"/>
-                <w:szCs w:val="20"/>
-              </w:rPr>
-              <w:t>van</w:t>
-            </w:r>
-            <w:r>
-              <w:rPr>
-                <w:color w:val="2C4A7C"/>
-                <w:sz w:val="20"/>
-                <w:szCs w:val="20"/>
-              </w:rPr>
-              <w:t>.oreamuno</w:t>
-            </w:r>
-            <w:r>
-              <w:rPr>
-                <w:color w:val="2C4A7C"/>
-                <w:sz w:val="20"/>
-                <w:szCs w:val="20"/>
-              </w:rPr>
-              <w:t>@esepa.org</w:t>
+              <w:t>Ivan.oreamuno@esepa.org</w:t>
             </w:r>
           </w:p>
         </w:tc>
@@ -739,15 +671,7 @@
                 <w:sz w:val="20"/>
                 <w:szCs w:val="20"/>
               </w:rPr>
-              <w:t>+506</w:t>
-            </w:r>
-            <w:r>
-              <w:rPr>
-                <w:color w:val="2C4A7C"/>
-                <w:sz w:val="20"/>
-                <w:szCs w:val="20"/>
-              </w:rPr>
-              <w:t>-40016052</w:t>
+              <w:t>+506-40016052</w:t>
             </w:r>
           </w:p>
         </w:tc>
@@ -813,13 +737,7 @@
         <w:rPr>
           <w:color w:val="1A1F2E"/>
         </w:rPr>
-        <w:t>C</w:t>
-      </w:r>
-      <w:r>
-        <w:rPr>
-          <w:color w:val="1A1F2E"/>
-        </w:rPr>
-        <w:t>onfío en que el Señor que llama también provee, y que muchas veces lo hace a través de su pueblo. Le agradezco profundamente su tiempo, su oración y su consideración de esta solicitud.</w:t>
+        <w:t>Confío en que el Señor que llama también provee, y que muchas veces lo hace a través de su pueblo. Le agradezco profundamente su tiempo, su oración y su consideración de esta solicitud.</w:t>
       </w:r>
     </w:p>
     <w:p>
@@ -831,13 +749,7 @@
         <w:rPr>
           <w:color w:val="1A1F2E"/>
         </w:rPr>
-        <w:t>Para la gloria de Dios</w:t>
-      </w:r>
-      <w:r>
-        <w:rPr>
-          <w:color w:val="1A1F2E"/>
-        </w:rPr>
-        <w:t>,</w:t>
+        <w:t>Para la gloria de Dios,</w:t>
       </w:r>
     </w:p>
     <w:p>
@@ -1016,7 +928,7 @@
           <w:sz w:val="26"/>
           <w:szCs w:val="26"/>
         </w:rPr>
-        <w:t>[NOMBRE DEL ESTUDIANTE]</w:t>
+        <w:t>{nombre}</w:t>
       </w:r>
     </w:p>
     <w:p>
@@ -1030,7 +942,7 @@
           <w:sz w:val="20"/>
           <w:szCs w:val="20"/>
         </w:rPr>
-        <w:t>Programa: [PROGRAMA DE ESTUDIOS]</w:t>
+        <w:t>Programa: {programa}</w:t>
       </w:r>
     </w:p>
     <w:p>

--- a/Carta_Pastoral_ESEPA_PLANTILLA.docx
+++ b/Carta_Pastoral_ESEPA_PLANTILLA.docx
@@ -38,12 +38,6 @@
         </w:rPr>
         <w:t xml:space="preserve">Estimado/a </w:t>
       </w:r>
-    </w:p>
-    <w:p>
-      <w:pPr>
-        <w:spacing w:after="160"/>
-        <w:jc w:val="both"/>
-      </w:pPr>
       <w:r>
         <w:rPr>
           <w:b/>
@@ -66,34 +60,14 @@
         </w:rPr>
         <w:t>{iglesia}</w:t>
       </w:r>
-    </w:p>
-    <w:p>
-      <w:pPr>
-        <w:spacing w:after="160"/>
-        <w:jc w:val="both"/>
-      </w:pPr>
+      <w:r>
+        <w:t xml:space="preserve">, </w:t>
+      </w:r>
       <w:r>
         <w:rPr>
           <w:color w:val="1A1F2E"/>
         </w:rPr>
         <w:t>{ciudad_pais}</w:t>
-      </w:r>
-    </w:p>
-    <w:p>
-      <w:pPr>
-        <w:spacing w:before="160"/>
-      </w:pPr>
-    </w:p>
-    <w:p>
-      <w:pPr>
-        <w:spacing w:after="160"/>
-        <w:jc w:val="both"/>
-      </w:pPr>
-      <w:r>
-        <w:rPr>
-          <w:color w:val="1A1F2E"/>
-        </w:rPr>
-        <w:t>Estimado/a pastor/a, líder y hermano/a en la fe:</w:t>
       </w:r>
     </w:p>
     <w:p>
@@ -376,16 +350,6 @@
     </w:p>
     <w:p>
       <w:pPr>
-        <w:spacing w:before="120"/>
-      </w:pPr>
-    </w:p>
-    <w:p>
-      <w:pPr>
-        <w:spacing w:before="120"/>
-      </w:pPr>
-    </w:p>
-    <w:p>
-      <w:pPr>
         <w:spacing w:after="160"/>
         <w:jc w:val="both"/>
       </w:pPr>
@@ -393,7 +357,6 @@
         <w:rPr>
           <w:color w:val="1A1F2E"/>
         </w:rPr>
-        <w:lastRenderedPageBreak/>
         <w:t xml:space="preserve">El apóstol Pablo entendía que invertir en la formación de hombres y mujeres fieles es estratégico para la misión de la iglesia. Hoy le extendemos una invitación concreta: ¿estaría su congregación dispuesta a considerar un apoyo económico para los estudios de </w:t>
       </w:r>
       <w:r>
@@ -432,6 +395,7 @@
         <w:rPr>
           <w:color w:val="1A1F2E"/>
         </w:rPr>
+        <w:lastRenderedPageBreak/>
         <w:t xml:space="preserve">Somos conscientes de que cada iglesia tiene sus propias posibilidades y prioridades. Si tras orar y considerar este asunto su respuesta fuera negativa, le pedimos que así lo haga constar en el documento que acompaña esta carta. Eso no afectará negativamente la solicitud de beca del estudiante — nuestro proceso de evaluación continuará su curso normal. Lo que sí valoramos profundamente es su respuesta honesta y su oración por </w:t>
       </w:r>
       <w:r>
